--- a/reports/summaries/contextual/bert_learning_diagnostics_report.docx
+++ b/reports/summaries/contextual/bert_learning_diagnostics_report.docx
@@ -12,7 +12,7 @@
     </w:p>
     <w:p>
       <w:r>
-        <w:t>Ngày 23/10/2026. Chỉ dùng train. Không tính thêm metric validation/test, không thay kết quả LR hoặc BERT đã công bố. Protocol được ghi trước ba lượt học thuộc; kiểm tra cặp span cùng câu có protocol bổ sung riêng trước khi chạy.</w:t>
+        <w:t>Báo cáo ngày 23/10/2026 tập trung vào một câu hỏi: BERT-small có thực sự học được từ dữ liệu train hay không? Các phép kiểm chỉ dùng train, không bổ sung điểm validation hoặc test và không thay kết quả đã công bố. Thiết kế được ghi trước ba lượt học thuộc; phép thử hai span trong cùng câu có thêm protocol riêng trước khi chạy.</w:t>
       </w:r>
     </w:p>
     <w:p>
@@ -25,12 +25,12 @@
     </w:p>
     <w:p>
       <w:r>
-        <w:t>BERT nhỏ có khả năng học thuộc nhãn của 100 mẫu train; không phát hiện mất gradient trong các kiểm tra đã chạy. Cả ba cấu hình đạt 100% accuracy trên chính tập đã học. Learning rate cũ 5e-5 đạt 100% accuracy nhưng chưa đạt ngưỡng loss chặt; learning rate 1e-3 đạt cả hai điều kiện nhanh hơn. Vì vậy không có căn cứ nói mô hình hoàn toàn không thể học bài toán.</w:t>
+        <w:t>BERT-small học được nhãn của 100 mẫu train. Cả ba cấu hình đều đạt accuracy 100% trên tập nhỏ này, và các phép kiểm chưa phát hiện đường gradient bị đứt. Với learning rate 5e-5, mô hình dự đoán đúng toàn bộ mẫu nhưng loss vẫn cao hơn ngưỡng chặt đã đặt. Learning rate 1e-3 đạt cả hai điều kiện nhanh hơn. Như vậy, điểm validation thấp trước đó không đồng nghĩa mô hình hoàn toàn không thể học bài toán.</w:t>
       </w:r>
     </w:p>
     <w:p>
       <w:r>
-        <w:t>Nên thử cấu hình tối ưu hóa khác trên cùng BERT nhỏ, đồng thời so CLS với span mean có kiểm soát. Chưa cần kết luận phải đổi sang BERT-base hoặc mô hình lớn hơn. Đây là quyết định cho thí nghiệm train/validation tiếp theo, không phải một kết quả validation mới. LR 0,8067 vẫn là ứng viên mạnh nhất theo bằng chứng hiện có; BERT-small cũ 0,1984±0,0030 vẫn là lượt thử chưa thành công.</w:t>
+        <w:t>Kết quả này gợi ý nên thử cách tối ưu hóa khác trên cùng BERT nhỏ và so sánh CLS với span mean trong điều kiện kiểm soát. Chưa có căn cứ phải chuyển ngay sang BERT-base. Đây là hướng kiểm tra tiếp theo, chưa phải kết quả validation mới: tại mốc này, LR đạt 0,8067 còn BERT cũ đạt 0,1984 ± 0,0030.</w:t>
       </w:r>
     </w:p>
     <w:p>
@@ -48,7 +48,7 @@
     </w:p>
     <w:p>
       <w:r>
-        <w:t>Chọn 100 mẫu bằng seed20261023, 20 mẫu mỗi nhãn, không dựa trên prediction. Các lượt dùng cùng input/labels, cùng thứ tự minibatch và cùng hash trọng số khởi tạo. Đây là tập cân bằng có chủ đích, dễ hơn bài toán đánh giá tổng quát hóa; có thể học cả danh tính câu, nên học thuộc không chứng minh model đã hiểu ngữ pháp hoặc dùng span đúng cách.</w:t>
+        <w:t>Tập chẩn đoán gồm 100 mẫu, được chọn bằng seed 20261023 với 20 mẫu cho mỗi nhãn, trước khi xem dự đoán. Các lượt dùng cùng đầu vào, nhãn, thứ tự minibatch và trọng số khởi tạo. Cách chọn cân bằng này giúp kiểm tra khả năng học thuộc, nhưng dễ hơn bài toán khái quát hóa: mô hình có thể nhớ từng câu mà chưa học được quy luật ngữ pháp hoặc vị trí lỗi.</w:t>
       </w:r>
     </w:p>
     <w:p>
@@ -391,7 +391,7 @@
     </w:tbl>
     <w:p>
       <w:r>
-        <w:t>Embedding của cả hai marker, trọng số query ở encoder và classifier đều thay đổi sau một bước AdamW. Điều này loại trừ dấu hiệu đóng băng/đứt gradient tại các thành phần đã kiểm, nhưng không chứng minh mọi chi tiết huấn luyện đều tối ưu hoặc không thể có lỗi khác.</w:t>
+        <w:t>Sau một bước AdamW, embedding của hai marker, trọng số query trong encoder và classifier đều thay đổi. Điều này cho thấy các thành phần được kiểm đang nhận cập nhật, thay vì bị đóng băng ngoài ý muốn. Tuy nhiên, nó chưa bảo đảm toàn bộ cấu hình huấn luyện đã tối ưu hoặc không còn lỗi ở nơi khác.</w:t>
       </w:r>
     </w:p>
     <w:p>
@@ -404,7 +404,7 @@
     </w:p>
     <w:p>
       <w:r>
-        <w:t>Readout cũ lấy hCLS từ layer cuối rồi qua dense+tanh và classifier. Vì head không đọc trực tiếp hidden target cuối, gradient trực tiếp tại vị trí target của layer cuối bằng0; gradient ở target của các layer trước và embedding vẫn khác0 qua self-attention. Đây là cấu trúc tính toán dự kiến, không phải bằng chứng encoder không học từ span.</w:t>
+        <w:t>Ở cách đọc CLS, classifier nhận biểu diễn CLS của layer cuối qua dense và tanh; nó không đọc trực tiếp các hidden state tại span ở layer cuối. Vì vậy, gradient trực tiếp ở các vị trí span của layer này bằng 0 là điều phù hợp với kiến trúc. Gradient vẫn đi qua self-attention tới các layer trước và embedding, nên không thể dựa vào giá trị đó để kết luận encoder không học từ span.</w:t>
       </w:r>
     </w:p>
     <w:p>
@@ -422,7 +422,7 @@
     </w:p>
     <w:p>
       <w:r>
-        <w:t>Trên 100 mẫu train, giữ thứ tự các token nội dung và dời cặp marker sang một vùng khác không giao span cũ, có cùng số token. Dùng checkpoint CLS đã huấn luyện trước đây. Phép perturbation này đổi cả vị trí tương đối của marker/token; không phải câu có ground truth mới để chấm accuracy.</w:t>
+        <w:t>Để kiểm tra phản ứng với vị trí span, phép thử giữ thứ tự từ trong 100 câu train và chuyển hai marker sang một vùng không giao span cũ, có cùng số token. Checkpoint CLS cũ được dùng cho phép thử này. Vì cả quan hệ vị trí marker và token đều thay đổi, đây là phép kiểm độ nhạy, không phải một tập câu mới có nhãn đúng để chấm accuracy.</w:t>
       </w:r>
     </w:p>
     <w:tbl>
@@ -566,7 +566,7 @@
     </w:tbl>
     <w:p>
       <w:r>
-        <w:t>Pooled CLS đổi prediction ở 28/100 mẫu: mô hình không hoàn toàn bỏ qua việc thay marker. Tuy nhiên phản ứng với perturbation không chứng minh nó định vị loại lỗi chính xác. Span mean trong bảng này chỉ thay cách đọc encoder cũ qua cùng classifier chưa được fit cho mean; không dùng nó để so chất lượng phân loại. Thêm padding làm logits thay đổi tối đa 3.58e-07, phù hợp sai số số học nhỏ.</w:t>
+        <w:t>CLS thay đổi dự đoán ở 28/100 mẫu khi dời marker. Mô hình có phản ứng với vị trí đánh dấu, nhưng phản ứng đó chưa chứng minh nó xác định đúng loại lỗi. Kết quả span mean trong bảng chỉ đổi cách đọc encoder cũ, chưa huấn luyện lại classifier cho cách đọc mới, nên không dùng để xếp hạng hai mô hình. Việc thêm padding chỉ làm logits thay đổi tối đa 3.58e-07, phù hợp với sai số số học nhỏ.</w:t>
       </w:r>
     </w:p>
     <w:p>
@@ -574,12 +574,12 @@
         <w:pStyle w:val="Heading3"/>
       </w:pPr>
       <w:r>
-        <w:t>Hai gold span khác nhãn trong cùng câu</w:t>
+        <w:t>Hai đoạn lỗi được gán sẵn khác nhãn trong cùng câu</w:t>
       </w:r>
     </w:p>
     <w:p>
       <w:r>
-        <w:t>Từ 1594 câu train đủ điều kiện, chọn50 câu có hai gold span khác vị trí và khác nhãn. Checkpoint CLS cũ cho prediction khác nhau ở 7/50 cặp; chỉ 2/50 cặp đúng cả hai. Đây là stress test trên train, chọn có chủ đích, không phải validation accuracy. Kết quả cho thấy phản ứng với marker chưa đồng nghĩa phân biệt tốt hai mục tiêu thật trong cùng câu.</w:t>
+        <w:t>Từ 1594 câu train đủ điều kiện, phép thử chọn 50 câu có hai span khác vị trí và khác nhãn. Checkpoint CLS cũ cho dự đoán khác nhau ở 7/50 cặp, nhưng chỉ đúng cả hai mục tiêu ở 2/50 cặp. Kết quả cho thấy phản ứng với marker chưa đồng nghĩa phân biệt tốt hai lỗi trong cùng câu. Đây là mẫu có chủ đích trên train, không phải accuracy trên validation.</w:t>
       </w:r>
     </w:p>
     <w:p>
@@ -597,7 +597,7 @@
     </w:p>
     <w:p>
       <w:r>
-        <w:t>Mỗi lượt khởi tạo lại cùng pretrained BERT/seed, không tiếp tục từ checkpoint thất bại. Fine-tune toàn bộ encoder và head; dropout0, weight decay0, learning rate cố định, batch20, clip norm1, tối đa400 update. Mỗi25 update đánh giá lại chính100 mẫu. Ngưỡng chặt: accuracy=1 và CE≤0,05 ở hai lần kiểm liên tiếp. Đây là phép thử khả năng tối ưu hóa trong điều kiện thuận lợi, không tái lập đầy đủ recipe huấn luyện cũ.</w:t>
+        <w:t>Mỗi lượt khởi tạo lại cùng pretrained BERT/seed, không tiếp tục từ checkpoint thất bại. Fine-tune toàn bộ encoder và head; dropout 0, weight decay0, learning rate cố định, batch 20, clip norm1, tối đa 400 update. Mỗi25 update đánh giá lại chính100 mẫu. Ngưỡng chặt: accuracy=1 và CE≤0,05 ở hai lần kiểm liên tiếp. Đây là phép thử khả năng tối ưu hóa trong điều kiện thuận lợi, không tái lập đầy đủ recipe huấn luyện cũ.</w:t>
       </w:r>
     </w:p>
     <w:tbl>
@@ -942,12 +942,12 @@
     </w:p>
     <w:p>
       <w:r>
-        <w:t>CLS5e-5 đã dự đoán đúng cả100 mẫu từ mốc175 update; loss vẫn0,1515 ở update400 nên chưa qua tiêu chí confidence chặt đã đặt trước. Không được gọi kết quả này là “không học thuộc được nhãn”. CLS1e-3 qua tiêu chí ở update100; span mean1e-3 ở update75. Với batch20, mỗi5 update tương ứng một lượt qua100 mẫu; số lần thấy lại mỗi ví dụ cao hơn nhiều so với thí nghiệm toàn train5epoch trước đó.</w:t>
+        <w:t>CLS 5e-5 đã dự đoán đúng cả100 mẫu từ mốc175 update; loss vẫn0,1515 ở update 400 nên chưa qua tiêu chí confidence chặt đã đặt trước. Không được gọi kết quả này là “không học thuộc được nhãn”. CLS 1e-3 qua tiêu chí ở update 100; span mean1e-3 ở update 75. Với batch 20, mỗi5 update tương ứng một lượt qua 100 mẫu; số lần thấy lại mỗi ví dụ cao hơn nhiều so với thí nghiệm toàn train5epoch trước đó.</w:t>
       </w:r>
     </w:p>
     <w:p>
       <w:r>
-        <w:t>Trong cùng phép thử100 mẫu, khác biệt giữa hai lượt CLS là learning rate; span mean so với CLS ở1e-3 chỉ đổi readout qua cùng pooler/head. Tuy nhiên khác biệt giữa phép thử nhỏ và lượt thất bại trên toàn train còn gồm số lần lặp mỗi ví dụ, dropout, weight decay, schedule và phân bố lớp. Không quy toàn bộ thất bại cũ cho learning rate chỉ từ kết quả này.</w:t>
+        <w:t>Trong thí nghiệm 100 mẫu, hai lượt CLS chỉ khác learning rate; so sánh span mean với CLS ở 1e-3 cũng giữ cùng pooler và classifier. Tuy nhiên, so với lần huấn luyện toàn bộ train trước đó, thí nghiệm nhỏ còn khác số lần lặp mỗi mẫu, dropout, weight decay, lịch learning rate và phân bố lớp. Vì thế, chưa thể quy toàn bộ thất bại cũ cho riêng learning rate.</w:t>
       </w:r>
     </w:p>
     <w:p>
@@ -970,7 +970,7 @@
     </w:p>
     <w:p>
       <w:r>
-        <w:t>3. Nên so CLS và span mean với cùng split, ngân sách, optimizer và cách chọn checkpoint trên validation trong protocol mới. Giữ dropout/regularization cần thiết cho generalization; không bê nguyên recipe dropout0 của phép học thuộc sang benchmark.</w:t>
+        <w:t>3. Nên so CLS và span mean với cùng split, ngân sách, optimizer và cách chọn checkpoint trên validation trong protocol mới. Giữ dropout/regularization cần thiết cho generalization; không bê nguyên recipe dropout 0 của phép học thuộc sang benchmark.</w:t>
       </w:r>
     </w:p>
     <w:p>
